--- a/ky/wisdom-stories/weeds-must-be-pulled-from-the-root.docx
+++ b/ky/wisdom-stories/weeds-must-be-pulled-from-the-root.docx
@@ -20,7 +20,7 @@
           <w:sz w:val="34"/>
           <w:lang w:val="ky-KG"/>
         </w:rPr>
-        <w:t>Отоо чөптү тамыры менен жулуш керек</w:t>
+        <w:t>Отоо чөптөр</w:t>
       </w:r>
       <w:bookmarkEnd w:id="10221"/>
     </w:p>
@@ -39,7 +39,7 @@
           <w:sz w:val="22"/>
           <w:lang w:val="ky-KG"/>
         </w:rPr>
-        <w:t>Мектепте окуп жүргөндө жайкы каникулду үй-бүлөбүз менен бакчабызда өткөрчүбүз. Маркум атам бизди эмгекке көндүргүсү келчү. Өзү жумушта болгон күндөрү бакча иштерин бизге тапшырчу. Жашылча эгип койгон, аны сугаруу биздин милдет эле. Кудугубуздун суусу ичүүгө жарабагандыктан, коңшубуз Агаселим аксакалдын бакчасындагы кудуктан таза суу ташычубуз.</w:t>
+        <w:t>Мектепте окуп жүргөндө жайкы каникулду үй-бүлөбүз менен бакчабызда өткөрчүбүз. Маркум атам бизди эмгекке көндүргүсү келчү. Өзү жумушта болгон күндөрү бакча иштерин бизге тапшырчу. Коон-дарбыз эгип койгон, аны сугаруу биздин милдет эле. Кудугубуздун суусу ичүүгө жарабагандыктан, коңшубуз Агаселим аксакалдын бакчасындагы кудуктан таза суу ташычубуз.</w:t>
       </w:r>
     </w:p>
     <w:p>
@@ -81,7 +81,7 @@
           <w:sz w:val="22"/>
           <w:lang w:val="ky-KG"/>
         </w:rPr>
-        <w:t xml:space="preserve">Сабак: </w:t>
+        <w:t>Сабак: Көйгөйдүн да, жаман адаттын да тамырын кеспесең, сыртынан оңдоо пайда бербейт. Бир аз убакыттан кийин кайра чыгып келет.</w:t>
       </w:r>
       <w:r>
         <w:rPr>
@@ -90,7 +90,6 @@
           <w:sz w:val="22"/>
           <w:lang w:val="ky-KG"/>
         </w:rPr>
-        <w:t>Көйгөйдүн сырткы белгисин гана жойбо, себебин тап. Тамыры калган отоо кайра өнгөндөй, чечилбеген маселе да кайтып келет.</w:t>
       </w:r>
     </w:p>
     <w:p>
@@ -110,7 +109,7 @@
           <w:sz w:val="18"/>
           <w:lang w:val="ky-KG"/>
         </w:rPr>
-        <w:t>Окуя ачык интернет булактарынан алынды.</w:t>
+        <w:t>Аңгемелер ачык интернет булактарынан алынган, иллюстрациялар болсо ЖИ менен түзүлгөн.</w:t>
       </w:r>
     </w:p>
     <w:sectPr>
